--- a/docs/analysis/es/(II A) 20260127 Mexus - Business case.docx
+++ b/docs/analysis/es/(II A) 20260127 Mexus - Business case.docx
@@ -843,25 +843,7 @@
             <w:i/>
             <w:iCs/>
           </w:rPr>
-          <w:t xml:space="preserve">Información general del </w:t>
-        </w:r>
-        <w:r>
-          <w:rPr>
-            <w:rStyle w:val="Hipervnculo"/>
-            <w:rFonts w:cstheme="minorHAnsi"/>
-            <w:i/>
-            <w:iCs/>
-          </w:rPr>
-          <w:t>p</w:t>
-        </w:r>
-        <w:r>
-          <w:rPr>
-            <w:rStyle w:val="Hipervnculo"/>
-            <w:rFonts w:cstheme="minorHAnsi"/>
-            <w:i/>
-            <w:iCs/>
-          </w:rPr>
-          <w:t>royecto</w:t>
+          <w:t>Información general del proyecto</w:t>
         </w:r>
         <w:r>
           <w:rPr>
@@ -901,19 +883,7 @@
           <w:rPr>
             <w:rStyle w:val="Hipervnculo"/>
           </w:rPr>
-          <w:t xml:space="preserve">Nombre del </w:t>
-        </w:r>
-        <w:r>
-          <w:rPr>
-            <w:rStyle w:val="Hipervnculo"/>
-          </w:rPr>
-          <w:t>p</w:t>
-        </w:r>
-        <w:r>
-          <w:rPr>
-            <w:rStyle w:val="Hipervnculo"/>
-          </w:rPr>
-          <w:t>royecto</w:t>
+          <w:t>Nombre del proyecto</w:t>
         </w:r>
       </w:hyperlink>
     </w:p>
@@ -937,19 +907,7 @@
           <w:rPr>
             <w:rStyle w:val="Hipervnculo"/>
           </w:rPr>
-          <w:t>espons</w:t>
-        </w:r>
-        <w:r>
-          <w:rPr>
-            <w:rStyle w:val="Hipervnculo"/>
-          </w:rPr>
-          <w:t>a</w:t>
-        </w:r>
-        <w:r>
-          <w:rPr>
-            <w:rStyle w:val="Hipervnculo"/>
-          </w:rPr>
-          <w:t>ble</w:t>
+          <w:t>esponsable</w:t>
         </w:r>
         <w:r>
           <w:rPr>
@@ -973,19 +931,7 @@
           <w:rPr>
             <w:rStyle w:val="Hipervnculo"/>
           </w:rPr>
-          <w:t>Fecha de inicio p</w:t>
-        </w:r>
-        <w:r>
-          <w:rPr>
-            <w:rStyle w:val="Hipervnculo"/>
-          </w:rPr>
-          <w:t>r</w:t>
-        </w:r>
-        <w:r>
-          <w:rPr>
-            <w:rStyle w:val="Hipervnculo"/>
-          </w:rPr>
-          <w:t>evista</w:t>
+          <w:t>Fecha de inicio prevista</w:t>
         </w:r>
       </w:hyperlink>
     </w:p>
@@ -1003,19 +949,7 @@
           <w:rPr>
             <w:rStyle w:val="Hipervnculo"/>
           </w:rPr>
-          <w:t>Resumen ejec</w:t>
-        </w:r>
-        <w:r>
-          <w:rPr>
-            <w:rStyle w:val="Hipervnculo"/>
-          </w:rPr>
-          <w:t>u</w:t>
-        </w:r>
-        <w:r>
-          <w:rPr>
-            <w:rStyle w:val="Hipervnculo"/>
-          </w:rPr>
-          <w:t>tivo</w:t>
+          <w:t>Resumen ejecutivo</w:t>
         </w:r>
       </w:hyperlink>
       <w:r>
@@ -1036,25 +970,7 @@
           <w:rPr>
             <w:rStyle w:val="Hipervnculo"/>
           </w:rPr>
-          <w:t>Problema / Nec</w:t>
-        </w:r>
-        <w:r>
-          <w:rPr>
-            <w:rStyle w:val="Hipervnculo"/>
-          </w:rPr>
-          <w:t>e</w:t>
-        </w:r>
-        <w:r>
-          <w:rPr>
-            <w:rStyle w:val="Hipervnculo"/>
-          </w:rPr>
-          <w:t>s</w:t>
-        </w:r>
-        <w:r>
-          <w:rPr>
-            <w:rStyle w:val="Hipervnculo"/>
-          </w:rPr>
-          <w:t>idad</w:t>
+          <w:t>Problema / Necesidad</w:t>
         </w:r>
       </w:hyperlink>
     </w:p>
@@ -1072,19 +988,7 @@
           <w:rPr>
             <w:rStyle w:val="Hipervnculo"/>
           </w:rPr>
-          <w:t>Objetivos del proy</w:t>
-        </w:r>
-        <w:r>
-          <w:rPr>
-            <w:rStyle w:val="Hipervnculo"/>
-          </w:rPr>
-          <w:t>e</w:t>
-        </w:r>
-        <w:r>
-          <w:rPr>
-            <w:rStyle w:val="Hipervnculo"/>
-          </w:rPr>
-          <w:t>cto</w:t>
+          <w:t>Objetivos del proyecto</w:t>
         </w:r>
       </w:hyperlink>
     </w:p>
@@ -1102,19 +1006,7 @@
           <w:rPr>
             <w:rStyle w:val="Hipervnculo"/>
           </w:rPr>
-          <w:t>Objetivo gene</w:t>
-        </w:r>
-        <w:r>
-          <w:rPr>
-            <w:rStyle w:val="Hipervnculo"/>
-          </w:rPr>
-          <w:t>r</w:t>
-        </w:r>
-        <w:r>
-          <w:rPr>
-            <w:rStyle w:val="Hipervnculo"/>
-          </w:rPr>
-          <w:t>al</w:t>
+          <w:t>Objetivo general</w:t>
         </w:r>
       </w:hyperlink>
     </w:p>
@@ -1132,19 +1024,7 @@
           <w:rPr>
             <w:rStyle w:val="Hipervnculo"/>
           </w:rPr>
-          <w:t>Beneficios e</w:t>
-        </w:r>
-        <w:r>
-          <w:rPr>
-            <w:rStyle w:val="Hipervnculo"/>
-          </w:rPr>
-          <w:t>s</w:t>
-        </w:r>
-        <w:r>
-          <w:rPr>
-            <w:rStyle w:val="Hipervnculo"/>
-          </w:rPr>
-          <w:t>perados</w:t>
+          <w:t>Beneficios esperados</w:t>
         </w:r>
       </w:hyperlink>
     </w:p>
@@ -1162,19 +1042,7 @@
           <w:rPr>
             <w:rStyle w:val="Hipervnculo"/>
           </w:rPr>
-          <w:t>Análisis econó</w:t>
-        </w:r>
-        <w:r>
-          <w:rPr>
-            <w:rStyle w:val="Hipervnculo"/>
-          </w:rPr>
-          <w:t>m</w:t>
-        </w:r>
-        <w:r>
-          <w:rPr>
-            <w:rStyle w:val="Hipervnculo"/>
-          </w:rPr>
-          <w:t>ico</w:t>
+          <w:t>Análisis económico</w:t>
         </w:r>
       </w:hyperlink>
     </w:p>
@@ -1210,19 +1078,7 @@
           <w:rPr>
             <w:rStyle w:val="Hipervnculo"/>
           </w:rPr>
-          <w:t>Beneficio</w:t>
-        </w:r>
-        <w:r>
-          <w:rPr>
-            <w:rStyle w:val="Hipervnculo"/>
-          </w:rPr>
-          <w:t>s</w:t>
-        </w:r>
-        <w:r>
-          <w:rPr>
-            <w:rStyle w:val="Hipervnculo"/>
-          </w:rPr>
-          <w:t xml:space="preserve"> esperados</w:t>
+          <w:t>Beneficios esperados</w:t>
         </w:r>
       </w:hyperlink>
     </w:p>
@@ -1235,24 +1091,48 @@
         </w:numPr>
         <w:jc w:val="both"/>
       </w:pPr>
+      <w:hyperlink w:anchor="_RIESGOS_PRINCIPALES_-" w:history="1">
+        <w:r>
+          <w:rPr>
+            <w:rStyle w:val="Hipervnculo"/>
+          </w:rPr>
+          <w:t>Riesgos principales</w:t>
+        </w:r>
+      </w:hyperlink>
+    </w:p>
+    <w:p>
+      <w:pPr>
+        <w:pStyle w:val="Encabezado"/>
+        <w:numPr>
+          <w:ilvl w:val="0"/>
+          <w:numId w:val="24"/>
+        </w:numPr>
+        <w:jc w:val="both"/>
+      </w:pPr>
+      <w:hyperlink w:anchor="_RECOMENDACIÓN_-_ir" w:history="1">
+        <w:r>
+          <w:rPr>
+            <w:rStyle w:val="Hipervnculo"/>
+          </w:rPr>
+          <w:t>Recomendación</w:t>
+        </w:r>
+      </w:hyperlink>
+    </w:p>
+    <w:p>
+      <w:pPr>
+        <w:pStyle w:val="Encabezado"/>
+        <w:numPr>
+          <w:ilvl w:val="0"/>
+          <w:numId w:val="24"/>
+        </w:numPr>
+        <w:jc w:val="both"/>
+      </w:pPr>
       <w:hyperlink w:anchor="_CONCLUSIÓN_DEL_CASO" w:history="1">
         <w:r>
           <w:rPr>
             <w:rStyle w:val="Hipervnculo"/>
           </w:rPr>
-          <w:t>Conclusión del caso de</w:t>
-        </w:r>
-        <w:r>
-          <w:rPr>
-            <w:rStyle w:val="Hipervnculo"/>
-          </w:rPr>
-          <w:t xml:space="preserve"> </w:t>
-        </w:r>
-        <w:r>
-          <w:rPr>
-            <w:rStyle w:val="Hipervnculo"/>
-          </w:rPr>
-          <w:t>negocio</w:t>
+          <w:t>Conclusión del caso de negocio</w:t>
         </w:r>
       </w:hyperlink>
     </w:p>
@@ -1270,43 +1150,7 @@
           <w:rPr>
             <w:rStyle w:val="Hipervnculo"/>
           </w:rPr>
-          <w:t>Estado del do</w:t>
-        </w:r>
-        <w:r>
-          <w:rPr>
-            <w:rStyle w:val="Hipervnculo"/>
-          </w:rPr>
-          <w:t>c</w:t>
-        </w:r>
-        <w:r>
-          <w:rPr>
-            <w:rStyle w:val="Hipervnculo"/>
-          </w:rPr>
-          <w:t>u</w:t>
-        </w:r>
-        <w:r>
-          <w:rPr>
-            <w:rStyle w:val="Hipervnculo"/>
-          </w:rPr>
-          <w:t>m</w:t>
-        </w:r>
-        <w:r>
-          <w:rPr>
-            <w:rStyle w:val="Hipervnculo"/>
-          </w:rPr>
-          <w:t>e</w:t>
-        </w:r>
-        <w:r>
-          <w:rPr>
-            <w:rStyle w:val="Hipervnculo"/>
-          </w:rPr>
-          <w:t>n</w:t>
-        </w:r>
-        <w:r>
-          <w:rPr>
-            <w:rStyle w:val="Hipervnculo"/>
-          </w:rPr>
-          <w:t>to</w:t>
+          <w:t>Estado del documento</w:t>
         </w:r>
       </w:hyperlink>
     </w:p>
@@ -1388,7 +1232,7 @@
                               <w:rPr>
                                 <w:rStyle w:val="Hipervnculo"/>
                                 <w:rFonts w:ascii="Calibri" w:hAnsi="Calibri" w:cs="Calibri"/>
-                                <w:b w:val="0"/>
+                                <w:b/>
                                 <w:bCs/>
                                 <w:lang w:bidi="es-ES"/>
                               </w:rPr>
@@ -1396,7 +1240,6 @@
                             <w:r>
                               <w:rPr>
                                 <w:rFonts w:ascii="Calibri" w:hAnsi="Calibri" w:cs="Calibri"/>
-                                <w:b w:val="0"/>
                                 <w:lang w:bidi="es-ES"/>
                               </w:rPr>
                               <w:t xml:space="preserve">Información sobre </w:t>
@@ -1418,7 +1261,6 @@
                             <w:r>
                               <w:rPr>
                                 <w:rFonts w:ascii="Calibri" w:hAnsi="Calibri" w:cs="Calibri"/>
-                                <w:b w:val="0"/>
                                 <w:bCs/>
                                 <w:lang w:bidi="es-ES"/>
                               </w:rPr>
@@ -1429,7 +1271,6 @@
                                 <w:rPr>
                                   <w:rStyle w:val="Hipervnculo"/>
                                   <w:rFonts w:ascii="Calibri" w:hAnsi="Calibri" w:cs="Calibri"/>
-                                  <w:b w:val="0"/>
                                   <w:bCs/>
                                   <w:lang w:bidi="es-ES"/>
                                 </w:rPr>
@@ -1444,7 +1285,7 @@
                               <w:jc w:val="center"/>
                               <w:rPr>
                                 <w:rFonts w:ascii="Calibri" w:hAnsi="Calibri" w:cs="Calibri"/>
-                                <w:b w:val="0"/>
+                                <w:b/>
                                 <w:lang w:bidi="es-ES"/>
                               </w:rPr>
                             </w:pPr>
@@ -1536,7 +1377,7 @@
                         <w:rPr>
                           <w:rStyle w:val="Hipervnculo"/>
                           <w:rFonts w:ascii="Calibri" w:hAnsi="Calibri" w:cs="Calibri"/>
-                          <w:b w:val="0"/>
+                          <w:b/>
                           <w:bCs/>
                           <w:lang w:bidi="es-ES"/>
                         </w:rPr>
@@ -1544,7 +1385,6 @@
                       <w:r>
                         <w:rPr>
                           <w:rFonts w:ascii="Calibri" w:hAnsi="Calibri" w:cs="Calibri"/>
-                          <w:b w:val="0"/>
                           <w:lang w:bidi="es-ES"/>
                         </w:rPr>
                         <w:t xml:space="preserve">Información sobre </w:t>
@@ -1566,7 +1406,6 @@
                       <w:r>
                         <w:rPr>
                           <w:rFonts w:ascii="Calibri" w:hAnsi="Calibri" w:cs="Calibri"/>
-                          <w:b w:val="0"/>
                           <w:bCs/>
                           <w:lang w:bidi="es-ES"/>
                         </w:rPr>
@@ -1577,7 +1416,6 @@
                           <w:rPr>
                             <w:rStyle w:val="Hipervnculo"/>
                             <w:rFonts w:ascii="Calibri" w:hAnsi="Calibri" w:cs="Calibri"/>
-                            <w:b w:val="0"/>
                             <w:bCs/>
                             <w:lang w:bidi="es-ES"/>
                           </w:rPr>
@@ -1592,7 +1430,7 @@
                         <w:jc w:val="center"/>
                         <w:rPr>
                           <w:rFonts w:ascii="Calibri" w:hAnsi="Calibri" w:cs="Calibri"/>
-                          <w:b w:val="0"/>
+                          <w:b/>
                           <w:lang w:bidi="es-ES"/>
                         </w:rPr>
                       </w:pPr>
@@ -1683,12 +1521,16 @@
         <w:t>CONTROL DE VERSIONES</w:t>
       </w:r>
       <w:r>
+        <w:rPr>
+          <w:caps w:val="0"/>
+        </w:rPr>
         <w:t xml:space="preserve"> </w:t>
       </w:r>
       <w:hyperlink w:anchor="_ÍNDICE" w:history="1">
         <w:r>
           <w:rPr>
             <w:rStyle w:val="HipervnculoalndiceCar"/>
+            <w:caps w:val="0"/>
           </w:rPr>
           <w:t>- ir al índice -</w:t>
         </w:r>
@@ -1725,7 +1567,7 @@
             </w:pPr>
             <w:r>
               <w:rPr>
-                <w:rStyle w:val="Textoennegrita"/>
+                <w:rStyle w:val="Fuerte"/>
                 <w:b/>
               </w:rPr>
               <w:t>Versión</w:t>
@@ -1747,7 +1589,7 @@
             </w:pPr>
             <w:r>
               <w:rPr>
-                <w:rStyle w:val="Textoennegrita"/>
+                <w:rStyle w:val="Fuerte"/>
                 <w:b/>
               </w:rPr>
               <w:t>Fecha</w:t>
@@ -1769,7 +1611,7 @@
             </w:pPr>
             <w:r>
               <w:rPr>
-                <w:rStyle w:val="Textoennegrita"/>
+                <w:rStyle w:val="Fuerte"/>
                 <w:b/>
               </w:rPr>
               <w:t>Cambios realizados</w:t>
@@ -1791,7 +1633,7 @@
             </w:pPr>
             <w:r>
               <w:rPr>
-                <w:rStyle w:val="Textoennegrita"/>
+                <w:rStyle w:val="Fuerte"/>
                 <w:b/>
               </w:rPr>
               <w:t>Autor</w:t>
@@ -1994,11 +1836,15 @@
               <w:pStyle w:val="Contenido"/>
               <w:cnfStyle w:val="000000100000" w:firstRow="0" w:lastRow="0" w:firstColumn="0" w:lastColumn="0" w:oddVBand="0" w:evenVBand="0" w:oddHBand="1" w:evenHBand="0" w:firstRowFirstColumn="0" w:firstRowLastColumn="0" w:lastRowFirstColumn="0" w:lastRowLastColumn="0"/>
               <w:rPr>
+                <w:i/>
+                <w:iCs/>
                 <w:color w:val="FFFFFF" w:themeColor="background1"/>
               </w:rPr>
             </w:pPr>
             <w:r>
               <w:rPr>
+                <w:i/>
+                <w:iCs/>
                 <w:color w:val="FFFFFF" w:themeColor="background1"/>
               </w:rPr>
               <w:t>dcueli</w:t>
@@ -2167,7 +2013,8 @@
               <w:ind w:left="357" w:hanging="357"/>
               <w:cnfStyle w:val="000000000000" w:firstRow="0" w:lastRow="0" w:firstColumn="0" w:lastColumn="0" w:oddVBand="0" w:evenVBand="0" w:oddHBand="0" w:evenHBand="0" w:firstRowFirstColumn="0" w:firstRowLastColumn="0" w:lastRowFirstColumn="0" w:lastRowLastColumn="0"/>
               <w:rPr>
-                <w:rStyle w:val="nfasis"/>
+                <w:i/>
+                <w:iCs/>
               </w:rPr>
             </w:pPr>
             <w:r>
@@ -2179,34 +2026,6 @@
                 <w:szCs w:val="18"/>
               </w:rPr>
               <w:t>Conclusión del caso de negocio</w:t>
-            </w:r>
-          </w:p>
-          <w:p>
-            <w:pPr>
-              <w:pStyle w:val="Contenido"/>
-              <w:cnfStyle w:val="000000000000" w:firstRow="0" w:lastRow="0" w:firstColumn="0" w:lastColumn="0" w:oddVBand="0" w:evenVBand="0" w:oddHBand="0" w:evenHBand="0" w:firstRowFirstColumn="0" w:firstRowLastColumn="0" w:lastRowFirstColumn="0" w:lastRowLastColumn="0"/>
-              <w:rPr>
-                <w:rStyle w:val="nfasis"/>
-                <w:sz w:val="18"/>
-                <w:szCs w:val="18"/>
-              </w:rPr>
-            </w:pPr>
-          </w:p>
-          <w:p>
-            <w:pPr>
-              <w:pStyle w:val="Contenido"/>
-              <w:cnfStyle w:val="000000000000" w:firstRow="0" w:lastRow="0" w:firstColumn="0" w:lastColumn="0" w:oddVBand="0" w:evenVBand="0" w:oddHBand="0" w:evenHBand="0" w:firstRowFirstColumn="0" w:firstRowLastColumn="0" w:lastRowFirstColumn="0" w:lastRowLastColumn="0"/>
-              <w:rPr>
-                <w:i/>
-                <w:iCs/>
-              </w:rPr>
-            </w:pPr>
-            <w:r>
-              <w:rPr>
-                <w:b/>
-                <w:bCs/>
-              </w:rPr>
-              <w:t>Documento finalizado</w:t>
             </w:r>
           </w:p>
         </w:tc>
@@ -2269,6 +2088,30 @@
                 <w:color w:val="FFFFFF" w:themeColor="background1"/>
               </w:rPr>
             </w:pPr>
+            <w:r>
+              <w:rPr>
+                <w:color w:val="FFFFFF" w:themeColor="background1"/>
+              </w:rPr>
+              <w:t>0</w:t>
+            </w:r>
+            <w:r>
+              <w:rPr>
+                <w:color w:val="FFFFFF" w:themeColor="background1"/>
+              </w:rPr>
+              <w:t>2/0</w:t>
+            </w:r>
+            <w:r>
+              <w:rPr>
+                <w:color w:val="FFFFFF" w:themeColor="background1"/>
+              </w:rPr>
+              <w:t>2</w:t>
+            </w:r>
+            <w:r>
+              <w:rPr>
+                <w:color w:val="FFFFFF" w:themeColor="background1"/>
+              </w:rPr>
+              <w:t>/2026</w:t>
+            </w:r>
           </w:p>
         </w:tc>
         <w:tc>
@@ -2279,6 +2122,58 @@
           <w:p>
             <w:pPr>
               <w:pStyle w:val="Contenido"/>
+              <w:numPr>
+                <w:ilvl w:val="0"/>
+                <w:numId w:val="92"/>
+              </w:numPr>
+              <w:ind w:left="357" w:hanging="357"/>
+              <w:cnfStyle w:val="000000100000" w:firstRow="0" w:lastRow="0" w:firstColumn="0" w:lastColumn="0" w:oddVBand="0" w:evenVBand="0" w:oddHBand="1" w:evenHBand="0" w:firstRowFirstColumn="0" w:firstRowLastColumn="0" w:lastRowFirstColumn="0" w:lastRowLastColumn="0"/>
+              <w:rPr>
+                <w:rStyle w:val="nfasis"/>
+                <w:color w:val="FFFFFF" w:themeColor="background1"/>
+                <w:sz w:val="18"/>
+                <w:szCs w:val="18"/>
+              </w:rPr>
+            </w:pPr>
+            <w:r>
+              <w:rPr>
+                <w:rStyle w:val="nfasis"/>
+                <w:color w:val="FFFFFF" w:themeColor="background1"/>
+                <w:sz w:val="18"/>
+                <w:szCs w:val="18"/>
+              </w:rPr>
+              <w:t>Riesgos principales</w:t>
+            </w:r>
+          </w:p>
+          <w:p>
+            <w:pPr>
+              <w:pStyle w:val="Contenido"/>
+              <w:numPr>
+                <w:ilvl w:val="0"/>
+                <w:numId w:val="92"/>
+              </w:numPr>
+              <w:ind w:left="357" w:hanging="357"/>
+              <w:cnfStyle w:val="000000100000" w:firstRow="0" w:lastRow="0" w:firstColumn="0" w:lastColumn="0" w:oddVBand="0" w:evenVBand="0" w:oddHBand="1" w:evenHBand="0" w:firstRowFirstColumn="0" w:firstRowLastColumn="0" w:lastRowFirstColumn="0" w:lastRowLastColumn="0"/>
+              <w:rPr>
+                <w:rStyle w:val="nfasis"/>
+                <w:color w:val="FFFFFF" w:themeColor="background1"/>
+                <w:sz w:val="18"/>
+                <w:szCs w:val="18"/>
+              </w:rPr>
+            </w:pPr>
+            <w:r>
+              <w:rPr>
+                <w:rStyle w:val="nfasis"/>
+                <w:color w:val="FFFFFF" w:themeColor="background1"/>
+                <w:sz w:val="18"/>
+                <w:szCs w:val="18"/>
+              </w:rPr>
+              <w:t>Recomendación</w:t>
+            </w:r>
+          </w:p>
+          <w:p>
+            <w:pPr>
+              <w:pStyle w:val="Contenido"/>
               <w:cnfStyle w:val="000000100000" w:firstRow="0" w:lastRow="0" w:firstColumn="0" w:lastColumn="0" w:oddVBand="0" w:evenVBand="0" w:oddHBand="1" w:evenHBand="0" w:firstRowFirstColumn="0" w:firstRowLastColumn="0" w:lastRowFirstColumn="0" w:lastRowLastColumn="0"/>
               <w:rPr>
                 <w:b/>
@@ -2286,6 +2181,33 @@
                 <w:color w:val="FFFFFF" w:themeColor="background1"/>
               </w:rPr>
             </w:pPr>
+          </w:p>
+          <w:p>
+            <w:pPr>
+              <w:pStyle w:val="Contenido"/>
+              <w:cnfStyle w:val="000000100000" w:firstRow="0" w:lastRow="0" w:firstColumn="0" w:lastColumn="0" w:oddVBand="0" w:evenVBand="0" w:oddHBand="1" w:evenHBand="0" w:firstRowFirstColumn="0" w:firstRowLastColumn="0" w:lastRowFirstColumn="0" w:lastRowLastColumn="0"/>
+              <w:rPr>
+                <w:b/>
+                <w:bCs/>
+                <w:color w:val="FFFFFF" w:themeColor="background1"/>
+              </w:rPr>
+            </w:pPr>
+            <w:r>
+              <w:rPr>
+                <w:b/>
+                <w:bCs/>
+                <w:color w:val="FFFFFF" w:themeColor="background1"/>
+              </w:rPr>
+              <w:t xml:space="preserve">Documento </w:t>
+            </w:r>
+            <w:r>
+              <w:rPr>
+                <w:b/>
+                <w:bCs/>
+                <w:color w:val="FFFFFF" w:themeColor="background1"/>
+              </w:rPr>
+              <w:t>finalizado</w:t>
+            </w:r>
           </w:p>
         </w:tc>
         <w:tc>
@@ -2301,6 +2223,12 @@
                 <w:color w:val="FFFFFF" w:themeColor="background1"/>
               </w:rPr>
             </w:pPr>
+            <w:r>
+              <w:rPr>
+                <w:color w:val="FFFFFF" w:themeColor="background1"/>
+              </w:rPr>
+              <w:t>dcueli</w:t>
+            </w:r>
           </w:p>
         </w:tc>
       </w:tr>
@@ -2342,45 +2270,34 @@
         <w:t>INFORMACIÓN GENERAL DEL PROYECTO</w:t>
       </w:r>
       <w:r>
+        <w:rPr>
+          <w:caps w:val="0"/>
+        </w:rPr>
         <w:t xml:space="preserve"> </w:t>
       </w:r>
       <w:hyperlink w:anchor="_ÍNDICE" w:history="1">
         <w:r>
           <w:rPr>
             <w:rStyle w:val="HipervnculoalndiceCar"/>
+            <w:caps w:val="0"/>
           </w:rPr>
-          <w:t>- ir al í</w:t>
-        </w:r>
-        <w:r>
-          <w:rPr>
-            <w:rStyle w:val="HipervnculoalndiceCar"/>
-          </w:rPr>
-          <w:t>n</w:t>
-        </w:r>
-        <w:r>
-          <w:rPr>
-            <w:rStyle w:val="HipervnculoalndiceCar"/>
-          </w:rPr>
-          <w:t>d</w:t>
-        </w:r>
-        <w:r>
-          <w:rPr>
-            <w:rStyle w:val="HipervnculoalndiceCar"/>
-          </w:rPr>
-          <w:t>i</w:t>
-        </w:r>
-        <w:r>
-          <w:rPr>
-            <w:rStyle w:val="HipervnculoalndiceCar"/>
-          </w:rPr>
-          <w:t>ce -</w:t>
+          <w:t>- ir al índice -</w:t>
         </w:r>
       </w:hyperlink>
     </w:p>
     <w:p>
       <w:pPr>
-        <w:jc w:val="both"/>
-      </w:pPr>
+        <w:pStyle w:val="NormalWeb"/>
+        <w:rPr>
+          <w:rStyle w:val="Textodelmarcadordeposicin"/>
+        </w:rPr>
+      </w:pPr>
+      <w:r>
+        <w:rPr>
+          <w:rStyle w:val="Textodelmarcadordeposicin"/>
+        </w:rPr>
+        <w:t>El presente Caso de Negocio se elabora siguiendo estructuras estándar de justificación de proyectos, incluyendo análisis de viabilidad, riesgos y beneficios esperados.</w:t>
+      </w:r>
     </w:p>
     <w:p>
       <w:pPr>
@@ -2469,12 +2386,6 @@
         <w:t>de aplicación móvil</w:t>
       </w:r>
       <w:r>
-        <w:t xml:space="preserve"> interna</w:t>
-      </w:r>
-      <w:r>
-        <w:t xml:space="preserve"> para Android</w:t>
-      </w:r>
-      <w:r>
         <w:t xml:space="preserve">, de </w:t>
       </w:r>
       <w:r>
@@ -2580,7 +2491,7 @@
           <w:numId w:val="60"/>
         </w:numPr>
         <w:rPr>
-          <w:b w:val="0"/>
+          <w:b/>
           <w:bCs/>
           <w:color w:val="auto"/>
         </w:rPr>
@@ -2588,7 +2499,6 @@
       <w:proofErr w:type="spellStart"/>
       <w:r>
         <w:rPr>
-          <w:b w:val="0"/>
           <w:bCs/>
           <w:color w:val="auto"/>
         </w:rPr>
@@ -2597,7 +2507,6 @@
       <w:proofErr w:type="spellEnd"/>
       <w:r>
         <w:rPr>
-          <w:b w:val="0"/>
           <w:bCs/>
           <w:color w:val="auto"/>
         </w:rPr>
@@ -2612,14 +2521,13 @@
           <w:numId w:val="60"/>
         </w:numPr>
         <w:rPr>
-          <w:b w:val="0"/>
+          <w:b/>
           <w:bCs/>
           <w:color w:val="auto"/>
         </w:rPr>
       </w:pPr>
       <w:r>
         <w:rPr>
-          <w:b w:val="0"/>
           <w:bCs/>
           <w:color w:val="auto"/>
         </w:rPr>
@@ -2634,14 +2542,13 @@
           <w:numId w:val="60"/>
         </w:numPr>
         <w:rPr>
-          <w:b w:val="0"/>
+          <w:b/>
           <w:bCs/>
           <w:color w:val="auto"/>
         </w:rPr>
       </w:pPr>
       <w:r>
         <w:rPr>
-          <w:b w:val="0"/>
           <w:bCs/>
           <w:color w:val="auto"/>
         </w:rPr>
@@ -2656,14 +2563,13 @@
           <w:numId w:val="60"/>
         </w:numPr>
         <w:rPr>
-          <w:b w:val="0"/>
+          <w:b/>
           <w:bCs/>
           <w:color w:val="auto"/>
         </w:rPr>
       </w:pPr>
       <w:r>
         <w:rPr>
-          <w:b w:val="0"/>
           <w:bCs/>
           <w:color w:val="auto"/>
         </w:rPr>
@@ -2671,7 +2577,6 @@
       </w:r>
       <w:r>
         <w:rPr>
-          <w:b w:val="0"/>
           <w:bCs/>
           <w:color w:val="auto"/>
         </w:rPr>
@@ -2679,7 +2584,6 @@
       </w:r>
       <w:r>
         <w:rPr>
-          <w:b w:val="0"/>
           <w:bCs/>
           <w:color w:val="auto"/>
         </w:rPr>
@@ -2694,17 +2598,17 @@
           <w:numId w:val="60"/>
         </w:numPr>
         <w:rPr>
-          <w:b w:val="0"/>
+          <w:b/>
           <w:bCs/>
           <w:color w:val="auto"/>
         </w:rPr>
       </w:pPr>
       <w:r>
         <w:rPr>
-          <w:b w:val="0"/>
           <w:bCs/>
           <w:color w:val="auto"/>
         </w:rPr>
+        <w:lastRenderedPageBreak/>
         <w:t xml:space="preserve">QA y </w:t>
       </w:r>
     </w:p>
@@ -2716,14 +2620,13 @@
           <w:numId w:val="60"/>
         </w:numPr>
         <w:rPr>
-          <w:b w:val="0"/>
+          <w:b/>
           <w:bCs/>
           <w:color w:val="auto"/>
         </w:rPr>
       </w:pPr>
       <w:r>
         <w:rPr>
-          <w:b w:val="0"/>
           <w:bCs/>
           <w:color w:val="auto"/>
         </w:rPr>
@@ -2731,7 +2634,6 @@
       </w:r>
       <w:r>
         <w:rPr>
-          <w:b w:val="0"/>
           <w:bCs/>
           <w:color w:val="auto"/>
         </w:rPr>
@@ -2795,26 +2697,18 @@
         <w:t>RESUMEN EJECUTIVO</w:t>
       </w:r>
       <w:r>
+        <w:rPr>
+          <w:caps w:val="0"/>
+        </w:rPr>
         <w:t xml:space="preserve"> </w:t>
       </w:r>
       <w:hyperlink w:anchor="_ÍNDICE" w:history="1">
         <w:r>
           <w:rPr>
             <w:rStyle w:val="HipervnculoalndiceCar"/>
+            <w:caps w:val="0"/>
           </w:rPr>
-          <w:t>- ir al í</w:t>
-        </w:r>
-        <w:r>
-          <w:rPr>
-            <w:rStyle w:val="HipervnculoalndiceCar"/>
-          </w:rPr>
-          <w:t>n</w:t>
-        </w:r>
-        <w:r>
-          <w:rPr>
-            <w:rStyle w:val="HipervnculoalndiceCar"/>
-          </w:rPr>
-          <w:t>dice -</w:t>
+          <w:t>- ir al índice -</w:t>
         </w:r>
       </w:hyperlink>
     </w:p>
@@ -2884,10 +2778,7 @@
         <w:jc w:val="both"/>
       </w:pPr>
       <w:r>
-        <w:t>la aplicación rigurosa de buenas prácticas</w:t>
-      </w:r>
-      <w:r>
-        <w:t xml:space="preserve"> y responsabilidades sociales</w:t>
+        <w:t>la aplicación rigurosa de buenas prácticas y responsabilidades sociales</w:t>
       </w:r>
     </w:p>
     <w:p>
@@ -2962,26 +2853,18 @@
         <w:t>PROBLEMA / NECESIDAD</w:t>
       </w:r>
       <w:r>
+        <w:rPr>
+          <w:caps w:val="0"/>
+        </w:rPr>
         <w:t xml:space="preserve"> </w:t>
       </w:r>
       <w:hyperlink w:anchor="_ÍNDICE" w:history="1">
         <w:r>
           <w:rPr>
             <w:rStyle w:val="HipervnculoalndiceCar"/>
+            <w:caps w:val="0"/>
           </w:rPr>
-          <w:t>- ir al ín</w:t>
-        </w:r>
-        <w:r>
-          <w:rPr>
-            <w:rStyle w:val="HipervnculoalndiceCar"/>
-          </w:rPr>
-          <w:t>d</w:t>
-        </w:r>
-        <w:r>
-          <w:rPr>
-            <w:rStyle w:val="HipervnculoalndiceCar"/>
-          </w:rPr>
-          <w:t>ice -</w:t>
+          <w:t>- ir al índice -</w:t>
         </w:r>
       </w:hyperlink>
     </w:p>
@@ -3020,10 +2903,7 @@
         <w:t xml:space="preserve">control completo sobre </w:t>
       </w:r>
       <w:r>
-        <w:t>las directrices más críticas</w:t>
-      </w:r>
-      <w:r>
-        <w:t>:</w:t>
+        <w:t>las directrices más críticas:</w:t>
       </w:r>
     </w:p>
     <w:p>
@@ -3066,10 +2946,7 @@
         <w:t>los datos</w:t>
       </w:r>
       <w:r>
-        <w:t xml:space="preserve"> almacenados</w:t>
-      </w:r>
-      <w:r>
-        <w:t>”</w:t>
+        <w:t xml:space="preserve"> almacenados”</w:t>
       </w:r>
     </w:p>
     <w:p>
@@ -3141,10 +3018,7 @@
         <w:jc w:val="both"/>
       </w:pPr>
       <w:r>
-        <w:t>publicidad</w:t>
-      </w:r>
-      <w:r>
-        <w:t>,</w:t>
+        <w:t>publicidad,</w:t>
       </w:r>
     </w:p>
     <w:p>
@@ -3156,10 +3030,7 @@
         <w:jc w:val="both"/>
       </w:pPr>
       <w:r>
-        <w:t>pérdida de control sobre los datos</w:t>
-      </w:r>
-      <w:r>
-        <w:t xml:space="preserve"> almacenadas</w:t>
+        <w:t>pérdida de control sobre los datos almacenadas</w:t>
       </w:r>
     </w:p>
     <w:p>
@@ -3198,29 +3069,22 @@
       <w:bookmarkStart w:id="17" w:name="_OBJETIVOS_DEL_PROYECTO"/>
       <w:bookmarkEnd w:id="17"/>
       <w:r>
+        <w:lastRenderedPageBreak/>
         <w:t>OBJETIVOS DEL PROYECTO</w:t>
       </w:r>
       <w:r>
+        <w:rPr>
+          <w:caps w:val="0"/>
+        </w:rPr>
         <w:t xml:space="preserve"> </w:t>
       </w:r>
       <w:hyperlink w:anchor="_ÍNDICE" w:history="1">
         <w:r>
           <w:rPr>
             <w:rStyle w:val="HipervnculoalndiceCar"/>
+            <w:caps w:val="0"/>
           </w:rPr>
-          <w:t>- ir al índ</w:t>
-        </w:r>
-        <w:r>
-          <w:rPr>
-            <w:rStyle w:val="HipervnculoalndiceCar"/>
-          </w:rPr>
-          <w:t>i</w:t>
-        </w:r>
-        <w:r>
-          <w:rPr>
-            <w:rStyle w:val="HipervnculoalndiceCar"/>
-          </w:rPr>
-          <w:t>ce -</w:t>
+          <w:t>- ir al índice -</w:t>
         </w:r>
       </w:hyperlink>
     </w:p>
@@ -3231,6 +3095,12 @@
       </w:pPr>
       <w:bookmarkStart w:id="18" w:name="_Objetivo_general"/>
       <w:bookmarkEnd w:id="18"/>
+    </w:p>
+    <w:p>
+      <w:pPr>
+        <w:pStyle w:val="Ttulo2"/>
+        <w:jc w:val="both"/>
+      </w:pPr>
       <w:r>
         <w:t>Objetivo general</w:t>
       </w:r>
@@ -3289,7 +3159,6 @@
         <w:jc w:val="both"/>
       </w:pPr>
       <w:r>
-        <w:lastRenderedPageBreak/>
         <w:t xml:space="preserve">control total sobre qué </w:t>
       </w:r>
       <w:r>
@@ -3696,26 +3565,18 @@
         <w:t>ALTERNATIVAS CONSIDERADAS</w:t>
       </w:r>
       <w:r>
+        <w:rPr>
+          <w:caps w:val="0"/>
+        </w:rPr>
         <w:t xml:space="preserve"> </w:t>
       </w:r>
       <w:hyperlink w:anchor="_ÍNDICE" w:history="1">
         <w:r>
           <w:rPr>
             <w:rStyle w:val="HipervnculoalndiceCar"/>
+            <w:caps w:val="0"/>
           </w:rPr>
-          <w:t>- ir al ín</w:t>
-        </w:r>
-        <w:r>
-          <w:rPr>
-            <w:rStyle w:val="HipervnculoalndiceCar"/>
-          </w:rPr>
-          <w:t>d</w:t>
-        </w:r>
-        <w:r>
-          <w:rPr>
-            <w:rStyle w:val="HipervnculoalndiceCar"/>
-          </w:rPr>
-          <w:t>ice -</w:t>
+          <w:t>- ir al índice -</w:t>
         </w:r>
       </w:hyperlink>
     </w:p>
@@ -3723,6 +3584,11 @@
       <w:pPr>
         <w:jc w:val="both"/>
       </w:pPr>
+    </w:p>
+    <w:p>
+      <w:pPr>
+        <w:jc w:val="both"/>
+      </w:pPr>
       <w:r>
         <w:t>Usar aplicaciones de terceros de grabación de llamadas: descartado por falta de control sobre datos, posibles costes, publicidad y cambios de política.</w:t>
       </w:r>
@@ -3748,6 +3614,7 @@
       <w:bookmarkStart w:id="21" w:name="_Seguir_usando_aplicaciones"/>
       <w:bookmarkEnd w:id="21"/>
       <w:r>
+        <w:lastRenderedPageBreak/>
         <w:t>Seguir usando aplicaciones de terceros</w:t>
       </w:r>
     </w:p>
@@ -4131,31 +3998,7 @@
           <w:bCs/>
           <w:lang w:eastAsia="es-ES"/>
         </w:rPr>
-        <w:t>registro de tareas</w:t>
-      </w:r>
-      <w:r>
-        <w:rPr>
-          <w:b/>
-          <w:bCs/>
-          <w:lang w:eastAsia="es-ES"/>
-        </w:rPr>
-        <w:t xml:space="preserve">, acuerdos verbales, entrevistas, </w:t>
-      </w:r>
-      <w:r>
-        <w:rPr>
-          <w:b/>
-          <w:bCs/>
-          <w:lang w:eastAsia="es-ES"/>
-        </w:rPr>
-        <w:t xml:space="preserve">instrucciones, </w:t>
-      </w:r>
-      <w:r>
-        <w:rPr>
-          <w:b/>
-          <w:bCs/>
-          <w:lang w:eastAsia="es-ES"/>
-        </w:rPr>
-        <w:t>etc</w:t>
+        <w:t>registro de tareas, acuerdos verbales, entrevistas, instrucciones, etc</w:t>
       </w:r>
       <w:r>
         <w:rPr>
@@ -4187,12 +4030,16 @@
         <w:t>ANÁLISIS ECONÓMICO (INVERSIÓN)</w:t>
       </w:r>
       <w:r>
+        <w:rPr>
+          <w:caps w:val="0"/>
+        </w:rPr>
         <w:t xml:space="preserve"> </w:t>
       </w:r>
       <w:hyperlink w:anchor="_ÍNDICE" w:history="1">
         <w:r>
           <w:rPr>
             <w:rStyle w:val="HipervnculoalndiceCar"/>
+            <w:caps w:val="0"/>
           </w:rPr>
           <w:t>- ir al índice -</w:t>
         </w:r>
@@ -4366,14 +4213,7 @@
           <w:b/>
           <w:bCs/>
         </w:rPr>
-        <w:t>8</w:t>
-      </w:r>
-      <w:r>
-        <w:rPr>
-          <w:b/>
-          <w:bCs/>
-        </w:rPr>
-        <w:t>0 €/h</w:t>
+        <w:t>80 €/h</w:t>
       </w:r>
       <w:r>
         <w:t>.</w:t>
@@ -4410,21 +4250,7 @@
           <w:i/>
           <w:iCs/>
         </w:rPr>
-        <w:t xml:space="preserve"> </w:t>
-      </w:r>
-      <w:r>
-        <w:rPr>
-          <w:i/>
-          <w:iCs/>
-        </w:rPr>
-        <w:t>en su versión inicial v</w:t>
-      </w:r>
-      <w:r>
-        <w:rPr>
-          <w:i/>
-          <w:iCs/>
-        </w:rPr>
-        <w:t>0.1.0</w:t>
+        <w:t xml:space="preserve"> en su versión inicial v0.1.0</w:t>
       </w:r>
       <w:r>
         <w:t xml:space="preserve">: </w:t>
@@ -4460,6 +4286,7 @@
         <w:pStyle w:val="Ttulo3"/>
       </w:pPr>
       <w:r>
+        <w:lastRenderedPageBreak/>
         <w:t xml:space="preserve">Coste teórico de la </w:t>
       </w:r>
       <w:r>
@@ -4707,54 +4534,39 @@
     <w:p>
       <w:pPr>
         <w:pStyle w:val="NormalWeb"/>
+      </w:pPr>
+      <w:r>
+        <w:t xml:space="preserve">En el Plan de Proyecto </w:t>
+      </w:r>
+      <w:r>
+        <w:t>entra</w:t>
+      </w:r>
+      <w:r>
+        <w:t xml:space="preserve"> más al detalle reparti</w:t>
+      </w:r>
+      <w:r>
+        <w:t>endo</w:t>
+      </w:r>
+      <w:r>
+        <w:t xml:space="preserve"> por departamentos: </w:t>
+      </w:r>
+      <w:r>
+        <w:t>PM /</w:t>
+      </w:r>
+      <w:r>
+        <w:t>PO, Dev, QA, etc</w:t>
+      </w:r>
+      <w:r>
+        <w:t>.</w:t>
+      </w:r>
+    </w:p>
+    <w:p>
+      <w:pPr>
+        <w:pStyle w:val="NormalWeb"/>
         <w:rPr>
           <w:u w:val="single"/>
         </w:rPr>
       </w:pPr>
-      <w:r>
-        <w:t xml:space="preserve">En el Plan de Proyecto </w:t>
-      </w:r>
-      <w:r>
-        <w:t>entra</w:t>
-      </w:r>
-      <w:r>
-        <w:t xml:space="preserve"> más al detalle reparti</w:t>
-      </w:r>
-      <w:r>
-        <w:t>endo</w:t>
-      </w:r>
-      <w:r>
-        <w:t xml:space="preserve"> por departamentos: </w:t>
-      </w:r>
-      <w:r>
-        <w:t>PM /</w:t>
-      </w:r>
-      <w:r>
-        <w:t>PO, Dev, QA, etc</w:t>
-      </w:r>
-      <w:r>
-        <w:t>.</w:t>
-      </w:r>
-    </w:p>
-    <w:p>
-      <w:pPr>
-        <w:jc w:val="both"/>
-      </w:pPr>
-    </w:p>
-    <w:p>
-      <w:pPr>
-        <w:jc w:val="both"/>
-      </w:pPr>
-    </w:p>
-    <w:p>
-      <w:pPr>
-        <w:jc w:val="both"/>
-      </w:pPr>
-    </w:p>
-    <w:p>
-      <w:pPr>
-        <w:jc w:val="both"/>
-      </w:pPr>
     </w:p>
     <w:p>
       <w:pPr>
@@ -4768,13 +4580,7 @@
     </w:p>
     <w:p>
       <w:r>
-        <w:t>D</w:t>
-      </w:r>
-      <w:r>
-        <w:t>esde un punto más trascendental y educativo</w:t>
-      </w:r>
-      <w:r>
-        <w:t>:</w:t>
+        <w:t>Desde un punto más trascendental y educativo:</w:t>
       </w:r>
     </w:p>
     <w:p/>
@@ -4799,13 +4605,7 @@
         </w:numPr>
       </w:pPr>
       <w:r>
-        <w:t>c</w:t>
-      </w:r>
-      <w:r>
-        <w:t>onocimiento</w:t>
-      </w:r>
-      <w:r>
-        <w:t>,</w:t>
+        <w:t>conocimiento,</w:t>
       </w:r>
     </w:p>
     <w:p>
@@ -4832,10 +4632,7 @@
         </w:numPr>
       </w:pPr>
       <w:r>
-        <w:t>contribución a algo mayor</w:t>
-      </w:r>
-      <w:r>
-        <w:t>,</w:t>
+        <w:t>contribución a algo mayor,</w:t>
       </w:r>
     </w:p>
     <w:p>
@@ -4850,31 +4647,7 @@
         <w:t>trascender</w:t>
       </w:r>
       <w:r>
-        <w:t xml:space="preserve"> al generar un entorno social mejor </w:t>
-      </w:r>
-      <w:r>
-        <w:t>a</w:t>
-      </w:r>
-      <w:r>
-        <w:t xml:space="preserve">l </w:t>
-      </w:r>
-      <w:r>
-        <w:t>hacer consciente al usuario sobre la</w:t>
-      </w:r>
-      <w:r>
-        <w:t xml:space="preserve"> responsabilidad social</w:t>
-      </w:r>
-      <w:r>
-        <w:t>, ética y legal</w:t>
-      </w:r>
-      <w:r>
-        <w:t xml:space="preserve"> </w:t>
-      </w:r>
-      <w:r>
-        <w:t xml:space="preserve">acerca de </w:t>
-      </w:r>
-      <w:r>
-        <w:t>los datos almacenados.</w:t>
+        <w:t xml:space="preserve"> al generar un entorno social mejor al hacer consciente al usuario sobre la responsabilidad social, ética y legal acerca de los datos almacenados.</w:t>
       </w:r>
     </w:p>
     <w:p/>
@@ -4884,6 +4657,30 @@
       </w:r>
     </w:p>
     <w:p/>
+    <w:p>
+      <w:pPr>
+        <w:numPr>
+          <w:ilvl w:val="0"/>
+          <w:numId w:val="88"/>
+        </w:numPr>
+        <w:jc w:val="both"/>
+      </w:pPr>
+      <w:r>
+        <w:t>el coste económico es prácticamente nulo,</w:t>
+      </w:r>
+    </w:p>
+    <w:p>
+      <w:pPr>
+        <w:numPr>
+          <w:ilvl w:val="0"/>
+          <w:numId w:val="88"/>
+        </w:numPr>
+        <w:jc w:val="both"/>
+      </w:pPr>
+      <w:r>
+        <w:t>el beneficio técnico y funcional es alto,</w:t>
+      </w:r>
+    </w:p>
     <w:p>
       <w:pPr>
         <w:numPr>
@@ -4963,39 +4760,250 @@
     </w:p>
     <w:p>
       <w:pPr>
+        <w:numPr>
+          <w:ilvl w:val="0"/>
+          <w:numId w:val="87"/>
+        </w:numPr>
         <w:jc w:val="both"/>
       </w:pPr>
+      <w:r>
+        <w:t>el riesgo está acotado mediante alcance reducido</w:t>
+      </w:r>
+    </w:p>
+    <w:p>
+      <w:pPr>
+        <w:jc w:val="both"/>
+      </w:pPr>
     </w:p>
     <w:p>
       <w:pPr>
         <w:pStyle w:val="Ttulo1"/>
       </w:pPr>
-      <w:bookmarkStart w:id="27" w:name="_CONCLUSIÓN_DEL_CASO"/>
+      <w:bookmarkStart w:id="27" w:name="_RIESGOS_PRINCIPALES_-"/>
       <w:bookmarkEnd w:id="27"/>
       <w:r>
-        <w:t>CONCLUSIÓN DEL CASO DE NEGOCIO</w:t>
-      </w:r>
-      <w:r>
+        <w:t>RIESGOS PRINCIPALES</w:t>
+      </w:r>
+      <w:r>
+        <w:rPr>
+          <w:caps w:val="0"/>
+        </w:rPr>
         <w:t xml:space="preserve"> </w:t>
       </w:r>
       <w:hyperlink w:anchor="_ÍNDICE" w:history="1">
         <w:r>
           <w:rPr>
             <w:rStyle w:val="HipervnculoalndiceCar"/>
+            <w:caps w:val="0"/>
           </w:rPr>
-          <w:t>- ir al ín</w:t>
+          <w:t>- ir al índice -</w:t>
         </w:r>
+      </w:hyperlink>
+    </w:p>
+    <w:p>
+      <w:pPr>
+        <w:jc w:val="both"/>
+      </w:pPr>
+    </w:p>
+    <w:p>
+      <w:pPr>
+        <w:pStyle w:val="Prrafodelista"/>
+        <w:numPr>
+          <w:ilvl w:val="0"/>
+          <w:numId w:val="102"/>
+        </w:numPr>
+        <w:jc w:val="both"/>
+      </w:pPr>
+      <w:r>
+        <w:t>Complejidad técnica del acceso a llamadas,</w:t>
+      </w:r>
+    </w:p>
+    <w:p>
+      <w:pPr>
+        <w:pStyle w:val="Prrafodelista"/>
+        <w:numPr>
+          <w:ilvl w:val="0"/>
+          <w:numId w:val="102"/>
+        </w:numPr>
+        <w:jc w:val="both"/>
+      </w:pPr>
+      <w:r>
+        <w:t xml:space="preserve">cambios en </w:t>
+      </w:r>
+      <w:proofErr w:type="spellStart"/>
+      <w:r>
+        <w:t>APIs</w:t>
+      </w:r>
+      <w:proofErr w:type="spellEnd"/>
+      <w:r>
+        <w:t xml:space="preserve"> de Android y</w:t>
+      </w:r>
+    </w:p>
+    <w:p>
+      <w:pPr>
+        <w:pStyle w:val="Prrafodelista"/>
+        <w:numPr>
+          <w:ilvl w:val="0"/>
+          <w:numId w:val="102"/>
+        </w:numPr>
+        <w:jc w:val="both"/>
+      </w:pPr>
+      <w:r>
+        <w:t>falta de continuidad en el desarrollo</w:t>
+      </w:r>
+    </w:p>
+    <w:p>
+      <w:pPr>
+        <w:jc w:val="both"/>
+      </w:pPr>
+    </w:p>
+    <w:p>
+      <w:pPr>
+        <w:jc w:val="both"/>
+      </w:pPr>
+      <w:r>
+        <w:t>Estos riesgos se mitigarán mediante:</w:t>
+      </w:r>
+    </w:p>
+    <w:p>
+      <w:pPr>
+        <w:jc w:val="both"/>
+      </w:pPr>
+    </w:p>
+    <w:p>
+      <w:pPr>
+        <w:pStyle w:val="Prrafodelista"/>
+        <w:numPr>
+          <w:ilvl w:val="0"/>
+          <w:numId w:val="103"/>
+        </w:numPr>
+        <w:jc w:val="both"/>
+      </w:pPr>
+      <w:r>
+        <w:t>diseño modular,</w:t>
+      </w:r>
+    </w:p>
+    <w:p>
+      <w:pPr>
+        <w:pStyle w:val="Prrafodelista"/>
+        <w:numPr>
+          <w:ilvl w:val="0"/>
+          <w:numId w:val="103"/>
+        </w:numPr>
+        <w:jc w:val="both"/>
+      </w:pPr>
+      <w:r>
+        <w:t>versionado incremental,</w:t>
+      </w:r>
+    </w:p>
+    <w:p>
+      <w:pPr>
+        <w:pStyle w:val="Prrafodelista"/>
+        <w:numPr>
+          <w:ilvl w:val="0"/>
+          <w:numId w:val="103"/>
+        </w:numPr>
+        <w:jc w:val="both"/>
+      </w:pPr>
+      <w:r>
+        <w:t>documentación clara</w:t>
+      </w:r>
+    </w:p>
+    <w:p>
+      <w:pPr>
+        <w:jc w:val="both"/>
+      </w:pPr>
+    </w:p>
+    <w:p>
+      <w:pPr>
+        <w:spacing w:after="200" w:line="276" w:lineRule="auto"/>
+        <w:contextualSpacing w:val="0"/>
+        <w:rPr>
+          <w:rFonts w:ascii="Calibri Light" w:eastAsiaTheme="majorEastAsia" w:hAnsi="Calibri Light" w:cstheme="majorBidi"/>
+          <w:color w:val="FFFFFF" w:themeColor="background1"/>
+          <w:kern w:val="28"/>
+          <w:sz w:val="44"/>
+          <w:szCs w:val="40"/>
+          <w14:textOutline w14:w="9525" w14:cap="rnd" w14:cmpd="sng" w14:algn="ctr">
+            <w14:noFill/>
+            <w14:prstDash w14:val="solid"/>
+            <w14:bevel/>
+          </w14:textOutline>
+        </w:rPr>
+      </w:pPr>
+      <w:bookmarkStart w:id="28" w:name="_RECOMENDACIÓN_-_ir"/>
+      <w:bookmarkEnd w:id="28"/>
+      <w:r>
+        <w:rPr>
+          <w:caps/>
+        </w:rPr>
+        <w:br w:type="page"/>
+      </w:r>
+    </w:p>
+    <w:p>
+      <w:pPr>
+        <w:pStyle w:val="Ttulo1"/>
+      </w:pPr>
+      <w:r>
+        <w:rPr>
+          <w:caps w:val="0"/>
+        </w:rPr>
+        <w:lastRenderedPageBreak/>
+        <w:t>RECOMENDACIÓN</w:t>
+      </w:r>
+      <w:r>
+        <w:rPr>
+          <w:caps w:val="0"/>
+        </w:rPr>
+        <w:t xml:space="preserve"> </w:t>
+      </w:r>
+      <w:hyperlink w:anchor="_ÍNDICE" w:history="1">
         <w:r>
           <w:rPr>
             <w:rStyle w:val="HipervnculoalndiceCar"/>
+            <w:caps w:val="0"/>
           </w:rPr>
-          <w:t>d</w:t>
+          <w:t>- ir al índice -</w:t>
         </w:r>
+      </w:hyperlink>
+    </w:p>
+    <w:p>
+      <w:pPr>
+        <w:jc w:val="both"/>
+      </w:pPr>
+    </w:p>
+    <w:p>
+      <w:pPr>
+        <w:jc w:val="both"/>
+      </w:pPr>
+      <w:r>
+        <w:t>Continuar con el proyecto bajo las condiciones establecidas, aceptando explícitamente sus limitaciones y priorizando aprendizaje, control y estabilidad.</w:t>
+      </w:r>
+    </w:p>
+    <w:p>
+      <w:pPr>
+        <w:jc w:val="both"/>
+      </w:pPr>
+    </w:p>
+    <w:p>
+      <w:pPr>
+        <w:pStyle w:val="Ttulo1"/>
+      </w:pPr>
+      <w:bookmarkStart w:id="29" w:name="_CONCLUSIÓN_DEL_CASO"/>
+      <w:bookmarkEnd w:id="29"/>
+      <w:r>
+        <w:t>CONCLUSIÓN DEL CASO DE NEGOCIO</w:t>
+      </w:r>
+      <w:r>
+        <w:t xml:space="preserve"> </w:t>
+      </w:r>
+      <w:hyperlink w:anchor="_ÍNDICE" w:history="1">
         <w:r>
           <w:rPr>
             <w:rStyle w:val="HipervnculoalndiceCar"/>
+            <w:caps w:val="0"/>
           </w:rPr>
-          <w:t>ice -</w:t>
+          <w:t>- ir al índice -</w:t>
         </w:r>
       </w:hyperlink>
     </w:p>
@@ -5012,6 +5020,8 @@
         <w:r>
           <w:rPr>
             <w:rStyle w:val="Hipervnculo"/>
+            <w:b/>
+            <w:bCs/>
           </w:rPr>
           <w:t>dcueli.com</w:t>
         </w:r>
@@ -5104,68 +5114,36 @@
           <w:b/>
           <w:bCs/>
         </w:rPr>
-        <w:t xml:space="preserve">y la voluntad explícita de asumir el esfuerzo como inversión a fondo perdido sin retorno </w:t>
+        <w:t>y la voluntad explícita de asumir el esfuerzo como inversión a fondo perdido sin retorno monetario directo y/o indirecto.</w:t>
+      </w:r>
+    </w:p>
+    <w:p>
+      <w:pPr>
+        <w:jc w:val="both"/>
+      </w:pPr>
+    </w:p>
+    <w:p>
+      <w:pPr>
+        <w:pStyle w:val="Ttulo1"/>
+      </w:pPr>
+      <w:bookmarkStart w:id="30" w:name="_ESTADO_DEL_DOCUMENTO"/>
+      <w:bookmarkEnd w:id="30"/>
+      <w:r>
+        <w:t>ESTADO DEL DOCUMENTO</w:t>
       </w:r>
       <w:r>
         <w:rPr>
-          <w:b/>
-          <w:bCs/>
+          <w:caps w:val="0"/>
         </w:rPr>
-        <w:t>monetario</w:t>
-      </w:r>
-      <w:r>
-        <w:rPr>
-          <w:b/>
-          <w:bCs/>
-        </w:rPr>
-        <w:t xml:space="preserve"> directo</w:t>
-      </w:r>
-      <w:r>
-        <w:rPr>
-          <w:b/>
-          <w:bCs/>
-        </w:rPr>
-        <w:t xml:space="preserve"> y/o indirecto.</w:t>
-      </w:r>
-    </w:p>
-    <w:p>
-      <w:pPr>
-        <w:jc w:val="both"/>
-      </w:pPr>
-    </w:p>
-    <w:p>
-      <w:pPr>
-        <w:pStyle w:val="Ttulo1"/>
-      </w:pPr>
-      <w:bookmarkStart w:id="28" w:name="_ESTADO_DEL_DOCUMENTO"/>
-      <w:bookmarkEnd w:id="28"/>
-      <w:r>
-        <w:t xml:space="preserve">ESTADO DEL DOCUMENTO </w:t>
+        <w:t xml:space="preserve"> </w:t>
       </w:r>
       <w:hyperlink w:anchor="_ÍNDICE" w:history="1">
         <w:r>
           <w:rPr>
             <w:rStyle w:val="HipervnculoalndiceCar"/>
+            <w:caps w:val="0"/>
           </w:rPr>
-          <w:t>- ir al ín</w:t>
-        </w:r>
-        <w:r>
-          <w:rPr>
-            <w:rStyle w:val="HipervnculoalndiceCar"/>
-          </w:rPr>
-          <w:t>d</w:t>
-        </w:r>
-        <w:r>
-          <w:rPr>
-            <w:rStyle w:val="HipervnculoalndiceCar"/>
-          </w:rPr>
-          <w:t>i</w:t>
-        </w:r>
-        <w:r>
-          <w:rPr>
-            <w:rStyle w:val="HipervnculoalndiceCar"/>
-          </w:rPr>
-          <w:t>ce -</w:t>
+          <w:t>- ir al índice -</w:t>
         </w:r>
       </w:hyperlink>
     </w:p>
@@ -5183,31 +5161,7 @@
           <w:rPr>
             <w:rStyle w:val="Hipervnculo"/>
           </w:rPr>
-          <w:t>Versi</w:t>
-        </w:r>
-        <w:r>
-          <w:rPr>
-            <w:rStyle w:val="Hipervnculo"/>
-          </w:rPr>
-          <w:t>ó</w:t>
-        </w:r>
-        <w:r>
-          <w:rPr>
-            <w:rStyle w:val="Hipervnculo"/>
-          </w:rPr>
-          <w:t>n</w:t>
-        </w:r>
-        <w:r>
-          <w:rPr>
-            <w:rStyle w:val="Hipervnculo"/>
-          </w:rPr>
-          <w:t>:</w:t>
-        </w:r>
-        <w:r>
-          <w:rPr>
-            <w:rStyle w:val="Hipervnculo"/>
-          </w:rPr>
-          <w:t xml:space="preserve"> 1.0</w:t>
+          <w:t>Versión: 1.0</w:t>
         </w:r>
       </w:hyperlink>
     </w:p>
@@ -5659,11 +5613,15 @@
         <w:p>
           <w:pPr>
             <w:rPr>
+              <w:b/>
+              <w:bCs/>
               <w:i/>
             </w:rPr>
           </w:pPr>
           <w:r>
             <w:rPr>
+              <w:b/>
+              <w:bCs/>
               <w:i/>
             </w:rPr>
             <w:t>DAVID CUELI CHAVARRÍA</w:t>
@@ -5678,12 +5636,16 @@
           <w:pPr>
             <w:jc w:val="right"/>
             <w:rPr>
+              <w:b/>
+              <w:bCs/>
               <w:i/>
             </w:rPr>
           </w:pPr>
           <w:proofErr w:type="spellStart"/>
           <w:r>
             <w:rPr>
+              <w:b/>
+              <w:bCs/>
               <w:i/>
             </w:rPr>
             <w:t>Mexus</w:t>
@@ -15762,6 +15724,119 @@
     </w:lvl>
   </w:abstractNum>
   <w:abstractNum w:abstractNumId="86" w15:restartNumberingAfterBreak="0">
+    <w:nsid w:val="6AD40F07"/>
+    <w:multiLevelType w:val="hybridMultilevel"/>
+    <w:tmpl w:val="434C444C"/>
+    <w:lvl w:ilvl="0" w:tplc="0C0A0001">
+      <w:start w:val="1"/>
+      <w:numFmt w:val="bullet"/>
+      <w:lvlText w:val=""/>
+      <w:lvlJc w:val="left"/>
+      <w:pPr>
+        <w:ind w:left="720" w:hanging="360"/>
+      </w:pPr>
+      <w:rPr>
+        <w:rFonts w:ascii="Symbol" w:hAnsi="Symbol" w:hint="default"/>
+      </w:rPr>
+    </w:lvl>
+    <w:lvl w:ilvl="1" w:tplc="0C0A0003" w:tentative="1">
+      <w:start w:val="1"/>
+      <w:numFmt w:val="bullet"/>
+      <w:lvlText w:val="o"/>
+      <w:lvlJc w:val="left"/>
+      <w:pPr>
+        <w:ind w:left="1440" w:hanging="360"/>
+      </w:pPr>
+      <w:rPr>
+        <w:rFonts w:ascii="Courier New" w:hAnsi="Courier New" w:cs="Courier New" w:hint="default"/>
+      </w:rPr>
+    </w:lvl>
+    <w:lvl w:ilvl="2" w:tplc="0C0A0005" w:tentative="1">
+      <w:start w:val="1"/>
+      <w:numFmt w:val="bullet"/>
+      <w:lvlText w:val=""/>
+      <w:lvlJc w:val="left"/>
+      <w:pPr>
+        <w:ind w:left="2160" w:hanging="360"/>
+      </w:pPr>
+      <w:rPr>
+        <w:rFonts w:ascii="Wingdings" w:hAnsi="Wingdings" w:hint="default"/>
+      </w:rPr>
+    </w:lvl>
+    <w:lvl w:ilvl="3" w:tplc="0C0A0001" w:tentative="1">
+      <w:start w:val="1"/>
+      <w:numFmt w:val="bullet"/>
+      <w:lvlText w:val=""/>
+      <w:lvlJc w:val="left"/>
+      <w:pPr>
+        <w:ind w:left="2880" w:hanging="360"/>
+      </w:pPr>
+      <w:rPr>
+        <w:rFonts w:ascii="Symbol" w:hAnsi="Symbol" w:hint="default"/>
+      </w:rPr>
+    </w:lvl>
+    <w:lvl w:ilvl="4" w:tplc="0C0A0003" w:tentative="1">
+      <w:start w:val="1"/>
+      <w:numFmt w:val="bullet"/>
+      <w:lvlText w:val="o"/>
+      <w:lvlJc w:val="left"/>
+      <w:pPr>
+        <w:ind w:left="3600" w:hanging="360"/>
+      </w:pPr>
+      <w:rPr>
+        <w:rFonts w:ascii="Courier New" w:hAnsi="Courier New" w:cs="Courier New" w:hint="default"/>
+      </w:rPr>
+    </w:lvl>
+    <w:lvl w:ilvl="5" w:tplc="0C0A0005" w:tentative="1">
+      <w:start w:val="1"/>
+      <w:numFmt w:val="bullet"/>
+      <w:lvlText w:val=""/>
+      <w:lvlJc w:val="left"/>
+      <w:pPr>
+        <w:ind w:left="4320" w:hanging="360"/>
+      </w:pPr>
+      <w:rPr>
+        <w:rFonts w:ascii="Wingdings" w:hAnsi="Wingdings" w:hint="default"/>
+      </w:rPr>
+    </w:lvl>
+    <w:lvl w:ilvl="6" w:tplc="0C0A0001" w:tentative="1">
+      <w:start w:val="1"/>
+      <w:numFmt w:val="bullet"/>
+      <w:lvlText w:val=""/>
+      <w:lvlJc w:val="left"/>
+      <w:pPr>
+        <w:ind w:left="5040" w:hanging="360"/>
+      </w:pPr>
+      <w:rPr>
+        <w:rFonts w:ascii="Symbol" w:hAnsi="Symbol" w:hint="default"/>
+      </w:rPr>
+    </w:lvl>
+    <w:lvl w:ilvl="7" w:tplc="0C0A0003" w:tentative="1">
+      <w:start w:val="1"/>
+      <w:numFmt w:val="bullet"/>
+      <w:lvlText w:val="o"/>
+      <w:lvlJc w:val="left"/>
+      <w:pPr>
+        <w:ind w:left="5760" w:hanging="360"/>
+      </w:pPr>
+      <w:rPr>
+        <w:rFonts w:ascii="Courier New" w:hAnsi="Courier New" w:cs="Courier New" w:hint="default"/>
+      </w:rPr>
+    </w:lvl>
+    <w:lvl w:ilvl="8" w:tplc="0C0A0005" w:tentative="1">
+      <w:start w:val="1"/>
+      <w:numFmt w:val="bullet"/>
+      <w:lvlText w:val=""/>
+      <w:lvlJc w:val="left"/>
+      <w:pPr>
+        <w:ind w:left="6480" w:hanging="360"/>
+      </w:pPr>
+      <w:rPr>
+        <w:rFonts w:ascii="Wingdings" w:hAnsi="Wingdings" w:hint="default"/>
+      </w:rPr>
+    </w:lvl>
+  </w:abstractNum>
+  <w:abstractNum w:abstractNumId="87" w15:restartNumberingAfterBreak="0">
     <w:nsid w:val="6D257D12"/>
     <w:multiLevelType w:val="hybridMultilevel"/>
     <w:tmpl w:val="D2386116"/>
@@ -15876,7 +15951,7 @@
       </w:rPr>
     </w:lvl>
   </w:abstractNum>
-  <w:abstractNum w:abstractNumId="87" w15:restartNumberingAfterBreak="0">
+  <w:abstractNum w:abstractNumId="88" w15:restartNumberingAfterBreak="0">
     <w:nsid w:val="70873546"/>
     <w:multiLevelType w:val="multilevel"/>
     <w:tmpl w:val="43AA61C4"/>
@@ -15998,7 +16073,7 @@
       </w:rPr>
     </w:lvl>
   </w:abstractNum>
-  <w:abstractNum w:abstractNumId="88" w15:restartNumberingAfterBreak="0">
+  <w:abstractNum w:abstractNumId="89" w15:restartNumberingAfterBreak="0">
     <w:nsid w:val="725E427D"/>
     <w:multiLevelType w:val="multilevel"/>
     <w:tmpl w:val="E25C7F90"/>
@@ -16147,7 +16222,7 @@
       </w:rPr>
     </w:lvl>
   </w:abstractNum>
-  <w:abstractNum w:abstractNumId="89" w15:restartNumberingAfterBreak="0">
+  <w:abstractNum w:abstractNumId="90" w15:restartNumberingAfterBreak="0">
     <w:nsid w:val="72BC7866"/>
     <w:multiLevelType w:val="multilevel"/>
     <w:tmpl w:val="6D3AC186"/>
@@ -16296,7 +16371,7 @@
       </w:rPr>
     </w:lvl>
   </w:abstractNum>
-  <w:abstractNum w:abstractNumId="90" w15:restartNumberingAfterBreak="0">
+  <w:abstractNum w:abstractNumId="91" w15:restartNumberingAfterBreak="0">
     <w:nsid w:val="72C6560B"/>
     <w:multiLevelType w:val="hybridMultilevel"/>
     <w:tmpl w:val="5E5A0ED2"/>
@@ -16385,7 +16460,7 @@
       </w:pPr>
     </w:lvl>
   </w:abstractNum>
-  <w:abstractNum w:abstractNumId="91" w15:restartNumberingAfterBreak="0">
+  <w:abstractNum w:abstractNumId="92" w15:restartNumberingAfterBreak="0">
     <w:nsid w:val="74011DF0"/>
     <w:multiLevelType w:val="multilevel"/>
     <w:tmpl w:val="43AA61C4"/>
@@ -16507,7 +16582,7 @@
       </w:rPr>
     </w:lvl>
   </w:abstractNum>
-  <w:abstractNum w:abstractNumId="92" w15:restartNumberingAfterBreak="0">
+  <w:abstractNum w:abstractNumId="93" w15:restartNumberingAfterBreak="0">
     <w:nsid w:val="75644E5E"/>
     <w:multiLevelType w:val="hybridMultilevel"/>
     <w:tmpl w:val="513AB45A"/>
@@ -16620,7 +16695,7 @@
       </w:rPr>
     </w:lvl>
   </w:abstractNum>
-  <w:abstractNum w:abstractNumId="93" w15:restartNumberingAfterBreak="0">
+  <w:abstractNum w:abstractNumId="94" w15:restartNumberingAfterBreak="0">
     <w:nsid w:val="761130A1"/>
     <w:multiLevelType w:val="hybridMultilevel"/>
     <w:tmpl w:val="3F04D048"/>
@@ -16733,7 +16808,7 @@
       </w:rPr>
     </w:lvl>
   </w:abstractNum>
-  <w:abstractNum w:abstractNumId="94" w15:restartNumberingAfterBreak="0">
+  <w:abstractNum w:abstractNumId="95" w15:restartNumberingAfterBreak="0">
     <w:nsid w:val="76660959"/>
     <w:multiLevelType w:val="hybridMultilevel"/>
     <w:tmpl w:val="75D28A3C"/>
@@ -16822,7 +16897,7 @@
       </w:pPr>
     </w:lvl>
   </w:abstractNum>
-  <w:abstractNum w:abstractNumId="95" w15:restartNumberingAfterBreak="0">
+  <w:abstractNum w:abstractNumId="96" w15:restartNumberingAfterBreak="0">
     <w:nsid w:val="797C637B"/>
     <w:multiLevelType w:val="multilevel"/>
     <w:tmpl w:val="6CE05428"/>
@@ -16971,7 +17046,7 @@
       </w:rPr>
     </w:lvl>
   </w:abstractNum>
-  <w:abstractNum w:abstractNumId="96" w15:restartNumberingAfterBreak="0">
+  <w:abstractNum w:abstractNumId="97" w15:restartNumberingAfterBreak="0">
     <w:nsid w:val="79F742A8"/>
     <w:multiLevelType w:val="multilevel"/>
     <w:tmpl w:val="EDC8A15E"/>
@@ -17120,7 +17195,7 @@
       </w:rPr>
     </w:lvl>
   </w:abstractNum>
-  <w:abstractNum w:abstractNumId="97" w15:restartNumberingAfterBreak="0">
+  <w:abstractNum w:abstractNumId="98" w15:restartNumberingAfterBreak="0">
     <w:nsid w:val="7D237F3D"/>
     <w:multiLevelType w:val="hybridMultilevel"/>
     <w:tmpl w:val="18FCD452"/>
@@ -17208,7 +17283,7 @@
       </w:pPr>
     </w:lvl>
   </w:abstractNum>
-  <w:abstractNum w:abstractNumId="98" w15:restartNumberingAfterBreak="0">
+  <w:abstractNum w:abstractNumId="99" w15:restartNumberingAfterBreak="0">
     <w:nsid w:val="7D352976"/>
     <w:multiLevelType w:val="hybridMultilevel"/>
     <w:tmpl w:val="6E6A3EEA"/>
@@ -17321,7 +17396,120 @@
       </w:rPr>
     </w:lvl>
   </w:abstractNum>
-  <w:abstractNum w:abstractNumId="99" w15:restartNumberingAfterBreak="0">
+  <w:abstractNum w:abstractNumId="100" w15:restartNumberingAfterBreak="0">
+    <w:nsid w:val="7D8A699C"/>
+    <w:multiLevelType w:val="hybridMultilevel"/>
+    <w:tmpl w:val="A1ACD3C4"/>
+    <w:lvl w:ilvl="0" w:tplc="0C0A0001">
+      <w:start w:val="1"/>
+      <w:numFmt w:val="bullet"/>
+      <w:lvlText w:val=""/>
+      <w:lvlJc w:val="left"/>
+      <w:pPr>
+        <w:ind w:left="720" w:hanging="360"/>
+      </w:pPr>
+      <w:rPr>
+        <w:rFonts w:ascii="Symbol" w:hAnsi="Symbol" w:hint="default"/>
+      </w:rPr>
+    </w:lvl>
+    <w:lvl w:ilvl="1" w:tplc="0C0A0003" w:tentative="1">
+      <w:start w:val="1"/>
+      <w:numFmt w:val="bullet"/>
+      <w:lvlText w:val="o"/>
+      <w:lvlJc w:val="left"/>
+      <w:pPr>
+        <w:ind w:left="1440" w:hanging="360"/>
+      </w:pPr>
+      <w:rPr>
+        <w:rFonts w:ascii="Courier New" w:hAnsi="Courier New" w:cs="Courier New" w:hint="default"/>
+      </w:rPr>
+    </w:lvl>
+    <w:lvl w:ilvl="2" w:tplc="0C0A0005" w:tentative="1">
+      <w:start w:val="1"/>
+      <w:numFmt w:val="bullet"/>
+      <w:lvlText w:val=""/>
+      <w:lvlJc w:val="left"/>
+      <w:pPr>
+        <w:ind w:left="2160" w:hanging="360"/>
+      </w:pPr>
+      <w:rPr>
+        <w:rFonts w:ascii="Wingdings" w:hAnsi="Wingdings" w:hint="default"/>
+      </w:rPr>
+    </w:lvl>
+    <w:lvl w:ilvl="3" w:tplc="0C0A0001" w:tentative="1">
+      <w:start w:val="1"/>
+      <w:numFmt w:val="bullet"/>
+      <w:lvlText w:val=""/>
+      <w:lvlJc w:val="left"/>
+      <w:pPr>
+        <w:ind w:left="2880" w:hanging="360"/>
+      </w:pPr>
+      <w:rPr>
+        <w:rFonts w:ascii="Symbol" w:hAnsi="Symbol" w:hint="default"/>
+      </w:rPr>
+    </w:lvl>
+    <w:lvl w:ilvl="4" w:tplc="0C0A0003" w:tentative="1">
+      <w:start w:val="1"/>
+      <w:numFmt w:val="bullet"/>
+      <w:lvlText w:val="o"/>
+      <w:lvlJc w:val="left"/>
+      <w:pPr>
+        <w:ind w:left="3600" w:hanging="360"/>
+      </w:pPr>
+      <w:rPr>
+        <w:rFonts w:ascii="Courier New" w:hAnsi="Courier New" w:cs="Courier New" w:hint="default"/>
+      </w:rPr>
+    </w:lvl>
+    <w:lvl w:ilvl="5" w:tplc="0C0A0005" w:tentative="1">
+      <w:start w:val="1"/>
+      <w:numFmt w:val="bullet"/>
+      <w:lvlText w:val=""/>
+      <w:lvlJc w:val="left"/>
+      <w:pPr>
+        <w:ind w:left="4320" w:hanging="360"/>
+      </w:pPr>
+      <w:rPr>
+        <w:rFonts w:ascii="Wingdings" w:hAnsi="Wingdings" w:hint="default"/>
+      </w:rPr>
+    </w:lvl>
+    <w:lvl w:ilvl="6" w:tplc="0C0A0001" w:tentative="1">
+      <w:start w:val="1"/>
+      <w:numFmt w:val="bullet"/>
+      <w:lvlText w:val=""/>
+      <w:lvlJc w:val="left"/>
+      <w:pPr>
+        <w:ind w:left="5040" w:hanging="360"/>
+      </w:pPr>
+      <w:rPr>
+        <w:rFonts w:ascii="Symbol" w:hAnsi="Symbol" w:hint="default"/>
+      </w:rPr>
+    </w:lvl>
+    <w:lvl w:ilvl="7" w:tplc="0C0A0003" w:tentative="1">
+      <w:start w:val="1"/>
+      <w:numFmt w:val="bullet"/>
+      <w:lvlText w:val="o"/>
+      <w:lvlJc w:val="left"/>
+      <w:pPr>
+        <w:ind w:left="5760" w:hanging="360"/>
+      </w:pPr>
+      <w:rPr>
+        <w:rFonts w:ascii="Courier New" w:hAnsi="Courier New" w:cs="Courier New" w:hint="default"/>
+      </w:rPr>
+    </w:lvl>
+    <w:lvl w:ilvl="8" w:tplc="0C0A0005" w:tentative="1">
+      <w:start w:val="1"/>
+      <w:numFmt w:val="bullet"/>
+      <w:lvlText w:val=""/>
+      <w:lvlJc w:val="left"/>
+      <w:pPr>
+        <w:ind w:left="6480" w:hanging="360"/>
+      </w:pPr>
+      <w:rPr>
+        <w:rFonts w:ascii="Wingdings" w:hAnsi="Wingdings" w:hint="default"/>
+      </w:rPr>
+    </w:lvl>
+  </w:abstractNum>
+  <w:abstractNum w:abstractNumId="101" w15:restartNumberingAfterBreak="0">
     <w:nsid w:val="7E251304"/>
     <w:multiLevelType w:val="hybridMultilevel"/>
     <w:tmpl w:val="4B9E664A"/>
@@ -17434,7 +17622,7 @@
       </w:rPr>
     </w:lvl>
   </w:abstractNum>
-  <w:abstractNum w:abstractNumId="100" w15:restartNumberingAfterBreak="0">
+  <w:abstractNum w:abstractNumId="102" w15:restartNumberingAfterBreak="0">
     <w:nsid w:val="7F48522C"/>
     <w:multiLevelType w:val="multilevel"/>
     <w:tmpl w:val="59FA609C"/>
@@ -17593,10 +17781,10 @@
     <w:abstractNumId w:val="15"/>
   </w:num>
   <w:num w:numId="4" w16cid:durableId="1096286354">
-    <w:abstractNumId w:val="87"/>
+    <w:abstractNumId w:val="88"/>
   </w:num>
   <w:num w:numId="5" w16cid:durableId="1564828212">
-    <w:abstractNumId w:val="91"/>
+    <w:abstractNumId w:val="92"/>
   </w:num>
   <w:num w:numId="6" w16cid:durableId="408036902">
     <w:abstractNumId w:val="51"/>
@@ -17665,7 +17853,7 @@
     <w:abstractNumId w:val="31"/>
   </w:num>
   <w:num w:numId="28" w16cid:durableId="716857032">
-    <w:abstractNumId w:val="90"/>
+    <w:abstractNumId w:val="91"/>
   </w:num>
   <w:num w:numId="29" w16cid:durableId="1258443407">
     <w:abstractNumId w:val="54"/>
@@ -17686,7 +17874,7 @@
     <w:abstractNumId w:val="43"/>
   </w:num>
   <w:num w:numId="35" w16cid:durableId="1528062044">
-    <w:abstractNumId w:val="93"/>
+    <w:abstractNumId w:val="94"/>
   </w:num>
   <w:num w:numId="36" w16cid:durableId="2066830880">
     <w:abstractNumId w:val="50"/>
@@ -17770,7 +17958,7 @@
     <w:abstractNumId w:val="17"/>
   </w:num>
   <w:num w:numId="63" w16cid:durableId="1954944771">
-    <w:abstractNumId w:val="89"/>
+    <w:abstractNumId w:val="90"/>
   </w:num>
   <w:num w:numId="64" w16cid:durableId="766269299">
     <w:abstractNumId w:val="83"/>
@@ -17782,7 +17970,7 @@
     <w:abstractNumId w:val="30"/>
   </w:num>
   <w:num w:numId="67" w16cid:durableId="1550267102">
-    <w:abstractNumId w:val="94"/>
+    <w:abstractNumId w:val="95"/>
   </w:num>
   <w:num w:numId="68" w16cid:durableId="274137233">
     <w:abstractNumId w:val="75"/>
@@ -17806,13 +17994,13 @@
     <w:abstractNumId w:val="84"/>
   </w:num>
   <w:num w:numId="75" w16cid:durableId="1332098694">
+    <w:abstractNumId w:val="101"/>
+  </w:num>
+  <w:num w:numId="76" w16cid:durableId="1906840733">
     <w:abstractNumId w:val="99"/>
   </w:num>
-  <w:num w:numId="76" w16cid:durableId="1906840733">
+  <w:num w:numId="77" w16cid:durableId="1531645281">
     <w:abstractNumId w:val="98"/>
-  </w:num>
-  <w:num w:numId="77" w16cid:durableId="1531645281">
-    <w:abstractNumId w:val="97"/>
   </w:num>
   <w:num w:numId="78" w16cid:durableId="1456560849">
     <w:abstractNumId w:val="47"/>
@@ -17827,7 +18015,7 @@
     <w:abstractNumId w:val="3"/>
   </w:num>
   <w:num w:numId="82" w16cid:durableId="1951666015">
-    <w:abstractNumId w:val="92"/>
+    <w:abstractNumId w:val="93"/>
   </w:num>
   <w:num w:numId="83" w16cid:durableId="786587633">
     <w:abstractNumId w:val="72"/>
@@ -17842,10 +18030,10 @@
     <w:abstractNumId w:val="20"/>
   </w:num>
   <w:num w:numId="87" w16cid:durableId="1745565120">
-    <w:abstractNumId w:val="100"/>
+    <w:abstractNumId w:val="102"/>
   </w:num>
   <w:num w:numId="88" w16cid:durableId="571698455">
-    <w:abstractNumId w:val="88"/>
+    <w:abstractNumId w:val="89"/>
   </w:num>
   <w:num w:numId="89" w16cid:durableId="157112739">
     <w:abstractNumId w:val="11"/>
@@ -17860,7 +18048,7 @@
     <w:abstractNumId w:val="32"/>
   </w:num>
   <w:num w:numId="93" w16cid:durableId="106506998">
-    <w:abstractNumId w:val="86"/>
+    <w:abstractNumId w:val="87"/>
   </w:num>
   <w:num w:numId="94" w16cid:durableId="281228336">
     <w:abstractNumId w:val="48"/>
@@ -17869,13 +18057,13 @@
     <w:abstractNumId w:val="49"/>
   </w:num>
   <w:num w:numId="96" w16cid:durableId="247151471">
-    <w:abstractNumId w:val="95"/>
+    <w:abstractNumId w:val="96"/>
   </w:num>
   <w:num w:numId="97" w16cid:durableId="442306129">
     <w:abstractNumId w:val="67"/>
   </w:num>
   <w:num w:numId="98" w16cid:durableId="98259902">
-    <w:abstractNumId w:val="96"/>
+    <w:abstractNumId w:val="97"/>
   </w:num>
   <w:num w:numId="99" w16cid:durableId="1656950022">
     <w:abstractNumId w:val="80"/>
@@ -17885,6 +18073,12 @@
   </w:num>
   <w:num w:numId="101" w16cid:durableId="1893611530">
     <w:abstractNumId w:val="6"/>
+  </w:num>
+  <w:num w:numId="102" w16cid:durableId="1365791335">
+    <w:abstractNumId w:val="100"/>
+  </w:num>
+  <w:num w:numId="103" w16cid:durableId="1004549752">
+    <w:abstractNumId w:val="86"/>
   </w:num>
 </w:numbering>
 </file>
@@ -18304,7 +18498,7 @@
     <w:autoRedefine/>
     <w:uiPriority w:val="4"/>
     <w:qFormat/>
-    <w:rsid w:val="008352C1"/>
+    <w:rsid w:val="00FF4F90"/>
     <w:pPr>
       <w:keepNext/>
       <w:shd w:val="solid" w:color="4E91CD" w:fill="FFFFFF" w:themeFill="background1"/>
@@ -18313,6 +18507,7 @@
     </w:pPr>
     <w:rPr>
       <w:rFonts w:ascii="Calibri Light" w:eastAsiaTheme="majorEastAsia" w:hAnsi="Calibri Light" w:cstheme="majorBidi"/>
+      <w:caps/>
       <w:color w:val="FFFFFF" w:themeColor="background1"/>
       <w:kern w:val="28"/>
       <w:sz w:val="44"/>
@@ -18504,7 +18699,7 @@
     </w:pPr>
     <w:rPr>
       <w:b/>
-      <w:caps/>
+      <w:caps w:val="0"/>
       <w:color w:val="767171" w:themeColor="background2" w:themeShade="80"/>
       <w:spacing w:val="20"/>
       <w:sz w:val="32"/>
@@ -18537,10 +18732,10 @@
     <w:basedOn w:val="Fuentedeprrafopredeter"/>
     <w:link w:val="Ttulo1"/>
     <w:uiPriority w:val="4"/>
-    <w:rsid w:val="008352C1"/>
+    <w:rsid w:val="00FF4F90"/>
     <w:rPr>
       <w:rFonts w:ascii="Calibri Light" w:eastAsiaTheme="majorEastAsia" w:hAnsi="Calibri Light" w:cstheme="majorBidi"/>
-      <w:b/>
+      <w:caps/>
       <w:color w:val="FFFFFF" w:themeColor="background1"/>
       <w:kern w:val="28"/>
       <w:sz w:val="44"/>
@@ -18643,9 +18838,11 @@
     <w:basedOn w:val="Fuentedeprrafopredeter"/>
     <w:uiPriority w:val="99"/>
     <w:unhideWhenUsed/>
-    <w:rsid w:val="00D86945"/>
+    <w:rsid w:val="00FF4F90"/>
     <w:rPr>
+      <w:rFonts w:ascii="Calibri Light" w:hAnsi="Calibri Light"/>
       <w:color w:val="808080"/>
+      <w:sz w:val="22"/>
     </w:rPr>
   </w:style>
   <w:style w:type="paragraph" w:customStyle="1" w:styleId="Contenido">
@@ -18711,20 +18908,19 @@
     <w:uiPriority w:val="99"/>
     <w:unhideWhenUsed/>
     <w:qFormat/>
-    <w:rsid w:val="00742301"/>
+    <w:rsid w:val="00FF4F90"/>
     <w:pPr>
       <w:spacing w:before="120" w:after="60" w:line="240" w:lineRule="auto"/>
     </w:pPr>
     <w:rPr>
       <w:rFonts w:ascii="Calibri Light" w:eastAsia="Times New Roman" w:hAnsi="Calibri Light" w:cs="Times New Roman"/>
-      <w:b/>
       <w:i/>
       <w:color w:val="808080" w:themeColor="background1" w:themeShade="80"/>
       <w:szCs w:val="24"/>
       <w:lang w:eastAsia="es-ES"/>
     </w:rPr>
   </w:style>
-  <w:style w:type="character" w:styleId="Textoennegrita">
+  <w:style w:type="character" w:styleId="Fuerte">
     <w:name w:val="Strong"/>
     <w:uiPriority w:val="22"/>
     <w:qFormat/>
@@ -19522,17 +19718,22 @@
     <w:rsid w:val="0023140F"/>
     <w:rsid w:val="002C5662"/>
     <w:rsid w:val="003C50C0"/>
+    <w:rsid w:val="003D050C"/>
     <w:rsid w:val="004010E7"/>
     <w:rsid w:val="00484ABF"/>
     <w:rsid w:val="00491E1D"/>
     <w:rsid w:val="005B625B"/>
     <w:rsid w:val="006B176B"/>
+    <w:rsid w:val="00815D96"/>
     <w:rsid w:val="00960C1A"/>
+    <w:rsid w:val="00AC7492"/>
     <w:rsid w:val="00C94860"/>
     <w:rsid w:val="00C974A8"/>
     <w:rsid w:val="00D6343F"/>
+    <w:rsid w:val="00E62476"/>
     <w:rsid w:val="00EF27E6"/>
     <w:rsid w:val="00F0119E"/>
+    <w:rsid w:val="00FE4A84"/>
   </w:rsids>
   <m:mathPr>
     <m:mathFont m:val="Cambria Math"/>
